--- a/工作量估算&风险分析.docx
+++ b/工作量估算&风险分析.docx
@@ -6,6 +6,9 @@
       <w:pPr>
         <w:pStyle w:val="a3"/>
         <w:spacing w:after="120"/>
+        <w:rPr>
+          <w:rFonts w:hint="eastAsia"/>
+        </w:rPr>
       </w:pPr>
       <w:r>
         <w:t>实验六 工作量估算、风险管理与SRS需求规格说明</w:t>
@@ -14,6 +17,9 @@
     <w:p>
       <w:pPr>
         <w:jc w:val="center"/>
+        <w:rPr>
+          <w:rFonts w:hint="eastAsia"/>
+        </w:rPr>
       </w:pPr>
       <w:r>
         <w:t>项目对象：rabbit电商系统</w:t>
@@ -23,6 +29,9 @@
       <w:pPr>
         <w:pStyle w:val="1"/>
         <w:spacing w:after="120"/>
+        <w:rPr>
+          <w:rFonts w:hint="eastAsia"/>
+        </w:rPr>
       </w:pPr>
       <w:r>
         <w:t>一、实验目的</w:t>
@@ -35,6 +44,9 @@
           <w:numId w:val="2"/>
         </w:numPr>
         <w:spacing w:after="80"/>
+        <w:rPr>
+          <w:rFonts w:hint="eastAsia"/>
+        </w:rPr>
       </w:pPr>
       <w:r>
         <w:t>掌握软件项目工作量估算的基本思路，理解代码行、功能点、生产率和COCOMO II模型的适用范围。</w:t>
@@ -47,6 +59,9 @@
           <w:numId w:val="2"/>
         </w:numPr>
         <w:spacing w:after="80"/>
+        <w:rPr>
+          <w:rFonts w:hint="eastAsia"/>
+        </w:rPr>
       </w:pPr>
       <w:r>
         <w:t>结合学生软件项目特点识别主要风险，并给出风险分级与应对预案。</w:t>
@@ -59,15 +74,27 @@
           <w:numId w:val="2"/>
         </w:numPr>
         <w:spacing w:after="80"/>
+        <w:rPr>
+          <w:rFonts w:hint="eastAsia"/>
+        </w:rPr>
       </w:pPr>
       <w:r>
-        <w:t>学习软件需求规格说明SRS的结构，并结合rabbit-1项目形成需求规格说明的核心内容。</w:t>
+        <w:t>学习软件需求规格说明SRS的结构，并结合</w:t>
+      </w:r>
+      <w:r>
+        <w:t>rabbit</w:t>
+      </w:r>
+      <w:r>
+        <w:t>项目形成需求规格说明的核心内容。</w:t>
       </w:r>
     </w:p>
     <w:p>
       <w:pPr>
         <w:pStyle w:val="1"/>
         <w:spacing w:after="120"/>
+        <w:rPr>
+          <w:rFonts w:hint="eastAsia"/>
+        </w:rPr>
       </w:pPr>
       <w:r>
         <w:t>二、项目背景</w:t>
@@ -76,14 +103,26 @@
     <w:p>
       <w:pPr>
         <w:ind w:firstLine="420"/>
+        <w:rPr>
+          <w:rFonts w:hint="eastAsia"/>
+        </w:rPr>
       </w:pPr>
       <w:r>
-        <w:t>本次实验继续以 rabbit-1 电商系统作为分析对象。项目采用 Vue 3 + Vite + Pinia + Element Plus 构建前端，使用 C++/httplib 编写本地HTTP服务，使用 MySQL 保存用户、商品、订单和留言数据。系统角色包括买家、卖家和管理员，主要功能包括注册登录、商品浏览、购物车、下单、订单状态流转、卖家商品管理、管理员审核和留言。</w:t>
+        <w:t xml:space="preserve">本次实验继续以 </w:t>
+      </w:r>
+      <w:r>
+        <w:t>rabbit</w:t>
+      </w:r>
+      <w:r>
+        <w:t xml:space="preserve"> 电商系统作为分析对象。项目采用 Vue 3 + Vite + Pinia + Element Plus 构建前端，使用 C++/httplib 编写本地HTTP服务，使用 MySQL 保存用户、商品、订单和留言数据。系统角色包括买家、卖家和管理员，主要功能包括注册登录、商品浏览、购物车、下单、订单状态流转、卖家商品管理、管理员审核和留言。</w:t>
       </w:r>
     </w:p>
     <w:p>
       <w:pPr>
         <w:ind w:firstLine="420"/>
+        <w:rPr>
+          <w:rFonts w:hint="eastAsia"/>
+        </w:rPr>
       </w:pPr>
       <w:r>
         <w:t>实验六的重点不是重新实现代码，而是从项目管理角度评估项目规模、投入、人力安排、风险和需求规格，使项目具备可计划、可跟踪、可验收的基础。</w:t>
@@ -93,6 +132,9 @@
       <w:pPr>
         <w:pStyle w:val="1"/>
         <w:spacing w:after="120"/>
+        <w:rPr>
+          <w:rFonts w:hint="eastAsia"/>
+        </w:rPr>
       </w:pPr>
       <w:r>
         <w:t>三、工作量估算</w:t>
@@ -102,6 +144,9 @@
       <w:pPr>
         <w:pStyle w:val="2"/>
         <w:spacing w:after="120"/>
+        <w:rPr>
+          <w:rFonts w:hint="eastAsia"/>
+        </w:rPr>
       </w:pPr>
       <w:r>
         <w:t>1. ch3习题12讨论：生产率测量是否合适</w:t>
@@ -110,6 +155,9 @@
     <w:p>
       <w:pPr>
         <w:jc w:val="center"/>
+        <w:rPr>
+          <w:rFonts w:hint="eastAsia"/>
+        </w:rPr>
       </w:pPr>
       <w:r>
         <w:rPr>
@@ -131,7 +179,7 @@
                     <pic:cNvPicPr/>
                   </pic:nvPicPr>
                   <pic:blipFill>
-                    <a:blip r:embed="rId5"/>
+                    <a:blip r:embed="rId7"/>
                     <a:stretch>
                       <a:fillRect/>
                     </a:stretch>
@@ -155,6 +203,9 @@
     <w:p>
       <w:pPr>
         <w:jc w:val="center"/>
+        <w:rPr>
+          <w:rFonts w:hint="eastAsia"/>
+        </w:rPr>
       </w:pPr>
       <w:r>
         <w:t>图1 ch3习题12：生产率测量讨论</w:t>
@@ -163,6 +214,9 @@
     <w:p>
       <w:pPr>
         <w:ind w:firstLine="420"/>
+        <w:rPr>
+          <w:rFonts w:hint="eastAsia"/>
+        </w:rPr>
       </w:pPr>
       <w:r>
         <w:lastRenderedPageBreak/>
@@ -172,18 +226,36 @@
     <w:p>
       <w:pPr>
         <w:ind w:firstLine="420"/>
+        <w:rPr>
+          <w:rFonts w:hint="eastAsia"/>
+        </w:rPr>
       </w:pPr>
       <w:r>
-        <w:t>因此，rabbit-1项目更适合采用“代码规模 + 功能点/用户故事 + 风险调整”的组合估算。代码行可用于事后校准，功能点和用户故事用于早期估算，风险调整用于反映C++后端、MySQL、权限和订单事务等不确定因素。</w:t>
+        <w:t>因此，</w:t>
+      </w:r>
+      <w:r>
+        <w:t>rabbit</w:t>
+      </w:r>
+      <w:r>
+        <w:t>项目更适合采用“代码规模 + 功能点/用户故事 + 风险调整”的组合估算。代码行可用于事后校准，功能点和用户故事用于早期估算，风险调整用于反映C++后端、MySQL、权限和订单事务等不确定因素。</w:t>
       </w:r>
     </w:p>
     <w:p>
       <w:pPr>
         <w:pStyle w:val="2"/>
         <w:spacing w:after="120"/>
+        <w:rPr>
+          <w:rFonts w:hint="eastAsia"/>
+        </w:rPr>
       </w:pPr>
       <w:r>
-        <w:t>2. rabbit-1源码规模统计</w:t>
+        <w:t xml:space="preserve">2. </w:t>
+      </w:r>
+      <w:r>
+        <w:t>rabbit</w:t>
+      </w:r>
+      <w:r>
+        <w:t>源码规模统计</w:t>
       </w:r>
     </w:p>
     <w:tbl>
@@ -222,6 +294,9 @@
             <w:pPr>
               <w:spacing w:after="30" w:line="280" w:lineRule="auto"/>
               <w:jc w:val="center"/>
+              <w:rPr>
+                <w:rFonts w:hint="eastAsia"/>
+              </w:rPr>
             </w:pPr>
             <w:r>
               <w:rPr>
@@ -243,6 +318,9 @@
             <w:pPr>
               <w:spacing w:after="30" w:line="280" w:lineRule="auto"/>
               <w:jc w:val="center"/>
+              <w:rPr>
+                <w:rFonts w:hint="eastAsia"/>
+              </w:rPr>
             </w:pPr>
             <w:r>
               <w:rPr>
@@ -264,6 +342,9 @@
             <w:pPr>
               <w:spacing w:after="30" w:line="280" w:lineRule="auto"/>
               <w:jc w:val="center"/>
+              <w:rPr>
+                <w:rFonts w:hint="eastAsia"/>
+              </w:rPr>
             </w:pPr>
             <w:r>
               <w:rPr>
@@ -285,6 +366,9 @@
             <w:pPr>
               <w:spacing w:after="30" w:line="280" w:lineRule="auto"/>
               <w:jc w:val="center"/>
+              <w:rPr>
+                <w:rFonts w:hint="eastAsia"/>
+              </w:rPr>
             </w:pPr>
             <w:r>
               <w:rPr>
@@ -307,6 +391,9 @@
             <w:pPr>
               <w:spacing w:after="30" w:line="280" w:lineRule="auto"/>
               <w:jc w:val="center"/>
+              <w:rPr>
+                <w:rFonts w:hint="eastAsia"/>
+              </w:rPr>
             </w:pPr>
             <w:r>
               <w:rPr>
@@ -325,6 +412,9 @@
             <w:pPr>
               <w:spacing w:after="30" w:line="280" w:lineRule="auto"/>
               <w:jc w:val="center"/>
+              <w:rPr>
+                <w:rFonts w:hint="eastAsia"/>
+              </w:rPr>
             </w:pPr>
             <w:r>
               <w:rPr>
@@ -343,6 +433,9 @@
             <w:pPr>
               <w:spacing w:after="30" w:line="280" w:lineRule="auto"/>
               <w:jc w:val="center"/>
+              <w:rPr>
+                <w:rFonts w:hint="eastAsia"/>
+              </w:rPr>
             </w:pPr>
             <w:r>
               <w:rPr>
@@ -360,6 +453,9 @@
           <w:p>
             <w:pPr>
               <w:spacing w:after="30" w:line="280" w:lineRule="auto"/>
+              <w:rPr>
+                <w:rFonts w:hint="eastAsia"/>
+              </w:rPr>
             </w:pPr>
             <w:r>
               <w:rPr>
@@ -380,6 +476,9 @@
             <w:pPr>
               <w:spacing w:after="30" w:line="280" w:lineRule="auto"/>
               <w:jc w:val="center"/>
+              <w:rPr>
+                <w:rFonts w:hint="eastAsia"/>
+              </w:rPr>
             </w:pPr>
             <w:r>
               <w:rPr>
@@ -398,6 +497,9 @@
             <w:pPr>
               <w:spacing w:after="30" w:line="280" w:lineRule="auto"/>
               <w:jc w:val="center"/>
+              <w:rPr>
+                <w:rFonts w:hint="eastAsia"/>
+              </w:rPr>
             </w:pPr>
             <w:r>
               <w:rPr>
@@ -416,6 +518,9 @@
             <w:pPr>
               <w:spacing w:after="30" w:line="280" w:lineRule="auto"/>
               <w:jc w:val="center"/>
+              <w:rPr>
+                <w:rFonts w:hint="eastAsia"/>
+              </w:rPr>
             </w:pPr>
             <w:r>
               <w:rPr>
@@ -433,6 +538,9 @@
           <w:p>
             <w:pPr>
               <w:spacing w:after="30" w:line="280" w:lineRule="auto"/>
+              <w:rPr>
+                <w:rFonts w:hint="eastAsia"/>
+              </w:rPr>
             </w:pPr>
             <w:r>
               <w:rPr>
@@ -453,6 +561,9 @@
             <w:pPr>
               <w:spacing w:after="30" w:line="280" w:lineRule="auto"/>
               <w:jc w:val="center"/>
+              <w:rPr>
+                <w:rFonts w:hint="eastAsia"/>
+              </w:rPr>
             </w:pPr>
             <w:r>
               <w:rPr>
@@ -471,6 +582,9 @@
             <w:pPr>
               <w:spacing w:after="30" w:line="280" w:lineRule="auto"/>
               <w:jc w:val="center"/>
+              <w:rPr>
+                <w:rFonts w:hint="eastAsia"/>
+              </w:rPr>
             </w:pPr>
             <w:r>
               <w:rPr>
@@ -489,6 +603,9 @@
             <w:pPr>
               <w:spacing w:after="30" w:line="280" w:lineRule="auto"/>
               <w:jc w:val="center"/>
+              <w:rPr>
+                <w:rFonts w:hint="eastAsia"/>
+              </w:rPr>
             </w:pPr>
             <w:r>
               <w:rPr>
@@ -506,6 +623,9 @@
           <w:p>
             <w:pPr>
               <w:spacing w:after="30" w:line="280" w:lineRule="auto"/>
+              <w:rPr>
+                <w:rFonts w:hint="eastAsia"/>
+              </w:rPr>
             </w:pPr>
             <w:r>
               <w:rPr>
@@ -526,6 +646,9 @@
             <w:pPr>
               <w:spacing w:after="30" w:line="280" w:lineRule="auto"/>
               <w:jc w:val="center"/>
+              <w:rPr>
+                <w:rFonts w:hint="eastAsia"/>
+              </w:rPr>
             </w:pPr>
             <w:r>
               <w:rPr>
@@ -544,6 +667,9 @@
             <w:pPr>
               <w:spacing w:after="30" w:line="280" w:lineRule="auto"/>
               <w:jc w:val="center"/>
+              <w:rPr>
+                <w:rFonts w:hint="eastAsia"/>
+              </w:rPr>
             </w:pPr>
             <w:r>
               <w:rPr>
@@ -562,6 +688,9 @@
             <w:pPr>
               <w:spacing w:after="30" w:line="280" w:lineRule="auto"/>
               <w:jc w:val="center"/>
+              <w:rPr>
+                <w:rFonts w:hint="eastAsia"/>
+              </w:rPr>
             </w:pPr>
             <w:r>
               <w:rPr>
@@ -579,6 +708,9 @@
           <w:p>
             <w:pPr>
               <w:spacing w:after="30" w:line="280" w:lineRule="auto"/>
+              <w:rPr>
+                <w:rFonts w:hint="eastAsia"/>
+              </w:rPr>
             </w:pPr>
             <w:r>
               <w:rPr>
@@ -599,6 +731,9 @@
             <w:pPr>
               <w:spacing w:after="30" w:line="280" w:lineRule="auto"/>
               <w:jc w:val="center"/>
+              <w:rPr>
+                <w:rFonts w:hint="eastAsia"/>
+              </w:rPr>
             </w:pPr>
             <w:r>
               <w:rPr>
@@ -616,6 +751,9 @@
           <w:p>
             <w:pPr>
               <w:spacing w:after="30" w:line="280" w:lineRule="auto"/>
+              <w:rPr>
+                <w:rFonts w:hint="eastAsia"/>
+              </w:rPr>
             </w:pPr>
             <w:r>
               <w:rPr>
@@ -634,6 +772,9 @@
             <w:pPr>
               <w:spacing w:after="30" w:line="280" w:lineRule="auto"/>
               <w:jc w:val="center"/>
+              <w:rPr>
+                <w:rFonts w:hint="eastAsia"/>
+              </w:rPr>
             </w:pPr>
             <w:r>
               <w:rPr>
@@ -651,6 +792,9 @@
           <w:p>
             <w:pPr>
               <w:spacing w:after="30" w:line="280" w:lineRule="auto"/>
+              <w:rPr>
+                <w:rFonts w:hint="eastAsia"/>
+              </w:rPr>
             </w:pPr>
             <w:r>
               <w:rPr>
@@ -671,6 +815,9 @@
             <w:pPr>
               <w:spacing w:after="30" w:line="280" w:lineRule="auto"/>
               <w:jc w:val="center"/>
+              <w:rPr>
+                <w:rFonts w:hint="eastAsia"/>
+              </w:rPr>
             </w:pPr>
             <w:r>
               <w:rPr>
@@ -689,6 +836,9 @@
             <w:pPr>
               <w:spacing w:after="30" w:line="280" w:lineRule="auto"/>
               <w:jc w:val="center"/>
+              <w:rPr>
+                <w:rFonts w:hint="eastAsia"/>
+              </w:rPr>
             </w:pPr>
             <w:r>
               <w:rPr>
@@ -707,6 +857,9 @@
             <w:pPr>
               <w:spacing w:after="30" w:line="280" w:lineRule="auto"/>
               <w:jc w:val="center"/>
+              <w:rPr>
+                <w:rFonts w:hint="eastAsia"/>
+              </w:rPr>
             </w:pPr>
             <w:r>
               <w:rPr>
@@ -724,6 +877,9 @@
           <w:p>
             <w:pPr>
               <w:spacing w:after="30" w:line="280" w:lineRule="auto"/>
+              <w:rPr>
+                <w:rFonts w:hint="eastAsia"/>
+              </w:rPr>
             </w:pPr>
             <w:r>
               <w:rPr>
@@ -736,10 +892,19 @@
         </w:tc>
       </w:tr>
     </w:tbl>
-    <w:p/>
+    <w:p>
+      <w:pPr>
+        <w:rPr>
+          <w:rFonts w:hint="eastAsia"/>
+        </w:rPr>
+      </w:pPr>
+    </w:p>
     <w:p>
       <w:pPr>
         <w:ind w:firstLine="420"/>
+        <w:rPr>
+          <w:rFonts w:hint="eastAsia"/>
+        </w:rPr>
       </w:pPr>
       <w:r>
         <w:t>从实际代码看，项目非空源码约6194行，即约6.2 KLOC。由于前端页面代码占比较高，且使用Vue组件和已有框架，不能简单将6.2 KLOC等同于传统后端系统的复杂度；但它仍能反映课程项目的实现范围。</w:t>
@@ -749,6 +914,9 @@
       <w:pPr>
         <w:pStyle w:val="2"/>
         <w:spacing w:after="120"/>
+        <w:rPr>
+          <w:rFonts w:hint="eastAsia"/>
+        </w:rPr>
       </w:pPr>
       <w:r>
         <w:t>3. COCOMO II风格初始估算</w:t>
@@ -789,6 +957,9 @@
             <w:pPr>
               <w:spacing w:after="30" w:line="280" w:lineRule="auto"/>
               <w:jc w:val="center"/>
+              <w:rPr>
+                <w:rFonts w:hint="eastAsia"/>
+              </w:rPr>
             </w:pPr>
             <w:r>
               <w:rPr>
@@ -810,6 +981,9 @@
             <w:pPr>
               <w:spacing w:after="30" w:line="280" w:lineRule="auto"/>
               <w:jc w:val="center"/>
+              <w:rPr>
+                <w:rFonts w:hint="eastAsia"/>
+              </w:rPr>
             </w:pPr>
             <w:r>
               <w:rPr>
@@ -831,6 +1005,9 @@
             <w:pPr>
               <w:spacing w:after="30" w:line="280" w:lineRule="auto"/>
               <w:jc w:val="center"/>
+              <w:rPr>
+                <w:rFonts w:hint="eastAsia"/>
+              </w:rPr>
             </w:pPr>
             <w:r>
               <w:rPr>
@@ -853,6 +1030,9 @@
             <w:pPr>
               <w:spacing w:after="30" w:line="280" w:lineRule="auto"/>
               <w:jc w:val="center"/>
+              <w:rPr>
+                <w:rFonts w:hint="eastAsia"/>
+              </w:rPr>
             </w:pPr>
             <w:r>
               <w:rPr>
@@ -871,6 +1051,9 @@
             <w:pPr>
               <w:spacing w:after="30" w:line="280" w:lineRule="auto"/>
               <w:jc w:val="center"/>
+              <w:rPr>
+                <w:rFonts w:hint="eastAsia"/>
+              </w:rPr>
             </w:pPr>
             <w:r>
               <w:rPr>
@@ -888,6 +1071,9 @@
           <w:p>
             <w:pPr>
               <w:spacing w:after="30" w:line="280" w:lineRule="auto"/>
+              <w:rPr>
+                <w:rFonts w:hint="eastAsia"/>
+              </w:rPr>
             </w:pPr>
             <w:r>
               <w:rPr>
@@ -908,6 +1094,9 @@
             <w:pPr>
               <w:spacing w:after="30" w:line="280" w:lineRule="auto"/>
               <w:jc w:val="center"/>
+              <w:rPr>
+                <w:rFonts w:hint="eastAsia"/>
+              </w:rPr>
             </w:pPr>
             <w:r>
               <w:rPr>
@@ -926,6 +1115,9 @@
           <w:p>
             <w:pPr>
               <w:spacing w:after="30" w:line="280" w:lineRule="auto"/>
+              <w:rPr>
+                <w:rFonts w:hint="eastAsia"/>
+              </w:rPr>
             </w:pPr>
             <w:r>
               <w:rPr>
@@ -943,6 +1135,9 @@
           <w:p>
             <w:pPr>
               <w:spacing w:after="30" w:line="280" w:lineRule="auto"/>
+              <w:rPr>
+                <w:rFonts w:hint="eastAsia"/>
+              </w:rPr>
             </w:pPr>
             <w:r>
               <w:rPr>
@@ -963,6 +1158,9 @@
             <w:pPr>
               <w:spacing w:after="30" w:line="280" w:lineRule="auto"/>
               <w:jc w:val="center"/>
+              <w:rPr>
+                <w:rFonts w:hint="eastAsia"/>
+              </w:rPr>
             </w:pPr>
             <w:r>
               <w:rPr>
@@ -981,6 +1179,9 @@
             <w:pPr>
               <w:spacing w:after="30" w:line="280" w:lineRule="auto"/>
               <w:jc w:val="center"/>
+              <w:rPr>
+                <w:rFonts w:hint="eastAsia"/>
+              </w:rPr>
             </w:pPr>
             <w:r>
               <w:rPr>
@@ -998,6 +1199,9 @@
           <w:p>
             <w:pPr>
               <w:spacing w:after="30" w:line="280" w:lineRule="auto"/>
+              <w:rPr>
+                <w:rFonts w:hint="eastAsia"/>
+              </w:rPr>
             </w:pPr>
             <w:r>
               <w:rPr>
@@ -1018,6 +1222,9 @@
             <w:pPr>
               <w:spacing w:after="30" w:line="280" w:lineRule="auto"/>
               <w:jc w:val="center"/>
+              <w:rPr>
+                <w:rFonts w:hint="eastAsia"/>
+              </w:rPr>
             </w:pPr>
             <w:r>
               <w:rPr>
@@ -1035,6 +1242,9 @@
           <w:p>
             <w:pPr>
               <w:spacing w:after="30" w:line="280" w:lineRule="auto"/>
+              <w:rPr>
+                <w:rFonts w:hint="eastAsia"/>
+              </w:rPr>
             </w:pPr>
             <w:r>
               <w:rPr>
@@ -1052,6 +1262,9 @@
           <w:p>
             <w:pPr>
               <w:spacing w:after="30" w:line="280" w:lineRule="auto"/>
+              <w:rPr>
+                <w:rFonts w:hint="eastAsia"/>
+              </w:rPr>
             </w:pPr>
             <w:r>
               <w:rPr>
@@ -1072,6 +1285,9 @@
             <w:pPr>
               <w:spacing w:after="30" w:line="280" w:lineRule="auto"/>
               <w:jc w:val="center"/>
+              <w:rPr>
+                <w:rFonts w:hint="eastAsia"/>
+              </w:rPr>
             </w:pPr>
             <w:r>
               <w:rPr>
@@ -1090,6 +1306,9 @@
             <w:pPr>
               <w:spacing w:after="30" w:line="280" w:lineRule="auto"/>
               <w:jc w:val="center"/>
+              <w:rPr>
+                <w:rFonts w:hint="eastAsia"/>
+              </w:rPr>
             </w:pPr>
             <w:r>
               <w:rPr>
@@ -1107,6 +1326,9 @@
           <w:p>
             <w:pPr>
               <w:spacing w:after="30" w:line="280" w:lineRule="auto"/>
+              <w:rPr>
+                <w:rFonts w:hint="eastAsia"/>
+              </w:rPr>
             </w:pPr>
             <w:r>
               <w:rPr>
@@ -1127,6 +1349,9 @@
             <w:pPr>
               <w:spacing w:after="30" w:line="280" w:lineRule="auto"/>
               <w:jc w:val="center"/>
+              <w:rPr>
+                <w:rFonts w:hint="eastAsia"/>
+              </w:rPr>
             </w:pPr>
             <w:r>
               <w:rPr>
@@ -1145,6 +1370,9 @@
             <w:pPr>
               <w:spacing w:after="30" w:line="280" w:lineRule="auto"/>
               <w:jc w:val="center"/>
+              <w:rPr>
+                <w:rFonts w:hint="eastAsia"/>
+              </w:rPr>
             </w:pPr>
             <w:r>
               <w:rPr>
@@ -1162,6 +1390,9 @@
           <w:p>
             <w:pPr>
               <w:spacing w:after="30" w:line="280" w:lineRule="auto"/>
+              <w:rPr>
+                <w:rFonts w:hint="eastAsia"/>
+              </w:rPr>
             </w:pPr>
             <w:r>
               <w:rPr>
@@ -1174,10 +1405,19 @@
         </w:tc>
       </w:tr>
     </w:tbl>
-    <w:p/>
+    <w:p>
+      <w:pPr>
+        <w:rPr>
+          <w:rFonts w:hint="eastAsia"/>
+        </w:rPr>
+      </w:pPr>
+    </w:p>
     <w:p>
       <w:pPr>
         <w:ind w:firstLine="420"/>
+        <w:rPr>
+          <w:rFonts w:hint="eastAsia"/>
+        </w:rPr>
       </w:pPr>
       <w:r>
         <w:t>采用COCOMO II思想估算时，公式结果给出的是名义工程工作量。课程项目通常存在框架复用、模板参考、范围受限、演示目标明确等特点，所以需要进行课程项目调整。综合本项目功能、源码规模和联调风险，建议以约435人时作为计划投入基线，折合4名成员4到5周的课余开发工作量。</w:t>
@@ -1219,6 +1459,9 @@
             <w:pPr>
               <w:spacing w:after="30" w:line="280" w:lineRule="auto"/>
               <w:jc w:val="center"/>
+              <w:rPr>
+                <w:rFonts w:hint="eastAsia"/>
+              </w:rPr>
             </w:pPr>
             <w:r>
               <w:rPr>
@@ -1240,6 +1483,9 @@
             <w:pPr>
               <w:spacing w:after="30" w:line="280" w:lineRule="auto"/>
               <w:jc w:val="center"/>
+              <w:rPr>
+                <w:rFonts w:hint="eastAsia"/>
+              </w:rPr>
             </w:pPr>
             <w:r>
               <w:rPr>
@@ -1261,6 +1507,9 @@
             <w:pPr>
               <w:spacing w:after="30" w:line="280" w:lineRule="auto"/>
               <w:jc w:val="center"/>
+              <w:rPr>
+                <w:rFonts w:hint="eastAsia"/>
+              </w:rPr>
             </w:pPr>
             <w:r>
               <w:rPr>
@@ -1282,6 +1531,9 @@
             <w:pPr>
               <w:spacing w:after="30" w:line="280" w:lineRule="auto"/>
               <w:jc w:val="center"/>
+              <w:rPr>
+                <w:rFonts w:hint="eastAsia"/>
+              </w:rPr>
             </w:pPr>
             <w:r>
               <w:rPr>
@@ -1304,6 +1556,9 @@
             <w:pPr>
               <w:spacing w:after="30" w:line="280" w:lineRule="auto"/>
               <w:jc w:val="center"/>
+              <w:rPr>
+                <w:rFonts w:hint="eastAsia"/>
+              </w:rPr>
             </w:pPr>
             <w:r>
               <w:rPr>
@@ -1322,6 +1577,9 @@
             <w:pPr>
               <w:spacing w:after="30" w:line="280" w:lineRule="auto"/>
               <w:jc w:val="center"/>
+              <w:rPr>
+                <w:rFonts w:hint="eastAsia"/>
+              </w:rPr>
             </w:pPr>
             <w:r>
               <w:rPr>
@@ -1340,6 +1598,9 @@
             <w:pPr>
               <w:spacing w:after="30" w:line="280" w:lineRule="auto"/>
               <w:jc w:val="center"/>
+              <w:rPr>
+                <w:rFonts w:hint="eastAsia"/>
+              </w:rPr>
             </w:pPr>
             <w:r>
               <w:rPr>
@@ -1357,6 +1618,9 @@
           <w:p>
             <w:pPr>
               <w:spacing w:after="30" w:line="280" w:lineRule="auto"/>
+              <w:rPr>
+                <w:rFonts w:hint="eastAsia"/>
+              </w:rPr>
             </w:pPr>
             <w:r>
               <w:rPr>
@@ -1377,6 +1641,9 @@
             <w:pPr>
               <w:spacing w:after="30" w:line="280" w:lineRule="auto"/>
               <w:jc w:val="center"/>
+              <w:rPr>
+                <w:rFonts w:hint="eastAsia"/>
+              </w:rPr>
             </w:pPr>
             <w:r>
               <w:rPr>
@@ -1395,6 +1662,9 @@
             <w:pPr>
               <w:spacing w:after="30" w:line="280" w:lineRule="auto"/>
               <w:jc w:val="center"/>
+              <w:rPr>
+                <w:rFonts w:hint="eastAsia"/>
+              </w:rPr>
             </w:pPr>
             <w:r>
               <w:rPr>
@@ -1413,6 +1683,9 @@
             <w:pPr>
               <w:spacing w:after="30" w:line="280" w:lineRule="auto"/>
               <w:jc w:val="center"/>
+              <w:rPr>
+                <w:rFonts w:hint="eastAsia"/>
+              </w:rPr>
             </w:pPr>
             <w:r>
               <w:rPr>
@@ -1430,6 +1703,9 @@
           <w:p>
             <w:pPr>
               <w:spacing w:after="30" w:line="280" w:lineRule="auto"/>
+              <w:rPr>
+                <w:rFonts w:hint="eastAsia"/>
+              </w:rPr>
             </w:pPr>
             <w:r>
               <w:rPr>
@@ -1450,6 +1726,9 @@
             <w:pPr>
               <w:spacing w:after="30" w:line="280" w:lineRule="auto"/>
               <w:jc w:val="center"/>
+              <w:rPr>
+                <w:rFonts w:hint="eastAsia"/>
+              </w:rPr>
             </w:pPr>
             <w:r>
               <w:rPr>
@@ -1468,6 +1747,9 @@
             <w:pPr>
               <w:spacing w:after="30" w:line="280" w:lineRule="auto"/>
               <w:jc w:val="center"/>
+              <w:rPr>
+                <w:rFonts w:hint="eastAsia"/>
+              </w:rPr>
             </w:pPr>
             <w:r>
               <w:rPr>
@@ -1486,6 +1768,9 @@
             <w:pPr>
               <w:spacing w:after="30" w:line="280" w:lineRule="auto"/>
               <w:jc w:val="center"/>
+              <w:rPr>
+                <w:rFonts w:hint="eastAsia"/>
+              </w:rPr>
             </w:pPr>
             <w:r>
               <w:rPr>
@@ -1503,6 +1788,9 @@
           <w:p>
             <w:pPr>
               <w:spacing w:after="30" w:line="280" w:lineRule="auto"/>
+              <w:rPr>
+                <w:rFonts w:hint="eastAsia"/>
+              </w:rPr>
             </w:pPr>
             <w:r>
               <w:rPr>
@@ -1523,6 +1811,9 @@
             <w:pPr>
               <w:spacing w:after="30" w:line="280" w:lineRule="auto"/>
               <w:jc w:val="center"/>
+              <w:rPr>
+                <w:rFonts w:hint="eastAsia"/>
+              </w:rPr>
             </w:pPr>
             <w:r>
               <w:rPr>
@@ -1541,6 +1832,9 @@
             <w:pPr>
               <w:spacing w:after="30" w:line="280" w:lineRule="auto"/>
               <w:jc w:val="center"/>
+              <w:rPr>
+                <w:rFonts w:hint="eastAsia"/>
+              </w:rPr>
             </w:pPr>
             <w:r>
               <w:rPr>
@@ -1559,6 +1853,9 @@
             <w:pPr>
               <w:spacing w:after="30" w:line="280" w:lineRule="auto"/>
               <w:jc w:val="center"/>
+              <w:rPr>
+                <w:rFonts w:hint="eastAsia"/>
+              </w:rPr>
             </w:pPr>
             <w:r>
               <w:rPr>
@@ -1576,6 +1873,9 @@
           <w:p>
             <w:pPr>
               <w:spacing w:after="30" w:line="280" w:lineRule="auto"/>
+              <w:rPr>
+                <w:rFonts w:hint="eastAsia"/>
+              </w:rPr>
             </w:pPr>
             <w:r>
               <w:rPr>
@@ -1596,6 +1896,9 @@
             <w:pPr>
               <w:spacing w:after="30" w:line="280" w:lineRule="auto"/>
               <w:jc w:val="center"/>
+              <w:rPr>
+                <w:rFonts w:hint="eastAsia"/>
+              </w:rPr>
             </w:pPr>
             <w:r>
               <w:rPr>
@@ -1614,6 +1917,9 @@
             <w:pPr>
               <w:spacing w:after="30" w:line="280" w:lineRule="auto"/>
               <w:jc w:val="center"/>
+              <w:rPr>
+                <w:rFonts w:hint="eastAsia"/>
+              </w:rPr>
             </w:pPr>
             <w:r>
               <w:rPr>
@@ -1632,6 +1938,9 @@
             <w:pPr>
               <w:spacing w:after="30" w:line="280" w:lineRule="auto"/>
               <w:jc w:val="center"/>
+              <w:rPr>
+                <w:rFonts w:hint="eastAsia"/>
+              </w:rPr>
             </w:pPr>
             <w:r>
               <w:rPr>
@@ -1649,6 +1958,9 @@
           <w:p>
             <w:pPr>
               <w:spacing w:after="30" w:line="280" w:lineRule="auto"/>
+              <w:rPr>
+                <w:rFonts w:hint="eastAsia"/>
+              </w:rPr>
             </w:pPr>
             <w:r>
               <w:rPr>
@@ -1669,6 +1981,9 @@
             <w:pPr>
               <w:spacing w:after="30" w:line="280" w:lineRule="auto"/>
               <w:jc w:val="center"/>
+              <w:rPr>
+                <w:rFonts w:hint="eastAsia"/>
+              </w:rPr>
             </w:pPr>
             <w:r>
               <w:rPr>
@@ -1687,6 +2002,9 @@
             <w:pPr>
               <w:spacing w:after="30" w:line="280" w:lineRule="auto"/>
               <w:jc w:val="center"/>
+              <w:rPr>
+                <w:rFonts w:hint="eastAsia"/>
+              </w:rPr>
             </w:pPr>
             <w:r>
               <w:rPr>
@@ -1705,6 +2023,9 @@
             <w:pPr>
               <w:spacing w:after="30" w:line="280" w:lineRule="auto"/>
               <w:jc w:val="center"/>
+              <w:rPr>
+                <w:rFonts w:hint="eastAsia"/>
+              </w:rPr>
             </w:pPr>
             <w:r>
               <w:rPr>
@@ -1722,6 +2043,9 @@
           <w:p>
             <w:pPr>
               <w:spacing w:after="30" w:line="280" w:lineRule="auto"/>
+              <w:rPr>
+                <w:rFonts w:hint="eastAsia"/>
+              </w:rPr>
             </w:pPr>
             <w:r>
               <w:rPr>
@@ -1742,6 +2066,9 @@
             <w:pPr>
               <w:spacing w:after="30" w:line="280" w:lineRule="auto"/>
               <w:jc w:val="center"/>
+              <w:rPr>
+                <w:rFonts w:hint="eastAsia"/>
+              </w:rPr>
             </w:pPr>
             <w:r>
               <w:rPr>
@@ -1760,6 +2087,9 @@
             <w:pPr>
               <w:spacing w:after="30" w:line="280" w:lineRule="auto"/>
               <w:jc w:val="center"/>
+              <w:rPr>
+                <w:rFonts w:hint="eastAsia"/>
+              </w:rPr>
             </w:pPr>
             <w:r>
               <w:rPr>
@@ -1778,6 +2108,9 @@
             <w:pPr>
               <w:spacing w:after="30" w:line="280" w:lineRule="auto"/>
               <w:jc w:val="center"/>
+              <w:rPr>
+                <w:rFonts w:hint="eastAsia"/>
+              </w:rPr>
             </w:pPr>
             <w:r>
               <w:rPr>
@@ -1795,6 +2128,9 @@
           <w:p>
             <w:pPr>
               <w:spacing w:after="30" w:line="280" w:lineRule="auto"/>
+              <w:rPr>
+                <w:rFonts w:hint="eastAsia"/>
+              </w:rPr>
             </w:pPr>
             <w:r>
               <w:rPr>
@@ -1807,11 +2143,20 @@
         </w:tc>
       </w:tr>
     </w:tbl>
-    <w:p/>
+    <w:p>
+      <w:pPr>
+        <w:rPr>
+          <w:rFonts w:hint="eastAsia"/>
+        </w:rPr>
+      </w:pPr>
+    </w:p>
     <w:p>
       <w:pPr>
         <w:pStyle w:val="1"/>
         <w:spacing w:after="120"/>
+        <w:rPr>
+          <w:rFonts w:hint="eastAsia"/>
+        </w:rPr>
       </w:pPr>
       <w:r>
         <w:lastRenderedPageBreak/>
@@ -1822,6 +2167,9 @@
       <w:pPr>
         <w:pStyle w:val="2"/>
         <w:spacing w:after="120"/>
+        <w:rPr>
+          <w:rFonts w:hint="eastAsia"/>
+        </w:rPr>
       </w:pPr>
       <w:r>
         <w:t>1. ch3习题11讨论：学生项目按时完成风险</w:t>
@@ -1830,6 +2178,9 @@
     <w:p>
       <w:pPr>
         <w:jc w:val="center"/>
+        <w:rPr>
+          <w:rFonts w:hint="eastAsia"/>
+        </w:rPr>
       </w:pPr>
       <w:r>
         <w:rPr>
@@ -1851,7 +2202,7 @@
                     <pic:cNvPicPr/>
                   </pic:nvPicPr>
                   <pic:blipFill>
-                    <a:blip r:embed="rId6"/>
+                    <a:blip r:embed="rId8"/>
                     <a:stretch>
                       <a:fillRect/>
                     </a:stretch>
@@ -1875,6 +2226,9 @@
     <w:p>
       <w:pPr>
         <w:jc w:val="center"/>
+        <w:rPr>
+          <w:rFonts w:hint="eastAsia"/>
+        </w:rPr>
       </w:pPr>
       <w:r>
         <w:t>图2 ch3习题11：学生项目风险讨论</w:t>
@@ -1883,6 +2237,9 @@
     <w:p>
       <w:pPr>
         <w:ind w:firstLine="420"/>
+        <w:rPr>
+          <w:rFonts w:hint="eastAsia"/>
+        </w:rPr>
       </w:pPr>
       <w:r>
         <w:t>学生软件项目最大的特点是成员经验、时间和工具环境都不稳定。即使项目规模不大，也可能因为需求变更、接口联调、环境配置、测试不足、成员课程冲突等原因导致延期。风险暴露是指风险真正发生并对项目目标造成影响的程度，通常可用概率、影响和暴露值进行评估。</w:t>
@@ -1892,9 +2249,18 @@
       <w:pPr>
         <w:pStyle w:val="2"/>
         <w:spacing w:after="120"/>
+        <w:rPr>
+          <w:rFonts w:hint="eastAsia"/>
+        </w:rPr>
       </w:pPr>
       <w:r>
-        <w:t>2. rabbit-1项目风险分级与预案</w:t>
+        <w:t xml:space="preserve">2. </w:t>
+      </w:r>
+      <w:r>
+        <w:t>rabbit</w:t>
+      </w:r>
+      <w:r>
+        <w:t>项目风险分级与预案</w:t>
       </w:r>
     </w:p>
     <w:tbl>
@@ -1935,6 +2301,9 @@
             <w:pPr>
               <w:spacing w:after="30" w:line="280" w:lineRule="auto"/>
               <w:jc w:val="center"/>
+              <w:rPr>
+                <w:rFonts w:hint="eastAsia"/>
+              </w:rPr>
             </w:pPr>
             <w:r>
               <w:rPr>
@@ -1956,6 +2325,9 @@
             <w:pPr>
               <w:spacing w:after="30" w:line="280" w:lineRule="auto"/>
               <w:jc w:val="center"/>
+              <w:rPr>
+                <w:rFonts w:hint="eastAsia"/>
+              </w:rPr>
             </w:pPr>
             <w:r>
               <w:rPr>
@@ -1977,6 +2349,9 @@
             <w:pPr>
               <w:spacing w:after="30" w:line="280" w:lineRule="auto"/>
               <w:jc w:val="center"/>
+              <w:rPr>
+                <w:rFonts w:hint="eastAsia"/>
+              </w:rPr>
             </w:pPr>
             <w:r>
               <w:rPr>
@@ -1998,6 +2373,9 @@
             <w:pPr>
               <w:spacing w:after="30" w:line="280" w:lineRule="auto"/>
               <w:jc w:val="center"/>
+              <w:rPr>
+                <w:rFonts w:hint="eastAsia"/>
+              </w:rPr>
             </w:pPr>
             <w:r>
               <w:rPr>
@@ -2019,6 +2397,9 @@
             <w:pPr>
               <w:spacing w:after="30" w:line="280" w:lineRule="auto"/>
               <w:jc w:val="center"/>
+              <w:rPr>
+                <w:rFonts w:hint="eastAsia"/>
+              </w:rPr>
             </w:pPr>
             <w:r>
               <w:rPr>
@@ -2040,6 +2421,9 @@
             <w:pPr>
               <w:spacing w:after="30" w:line="280" w:lineRule="auto"/>
               <w:jc w:val="center"/>
+              <w:rPr>
+                <w:rFonts w:hint="eastAsia"/>
+              </w:rPr>
             </w:pPr>
             <w:r>
               <w:rPr>
@@ -2062,6 +2446,9 @@
             <w:pPr>
               <w:spacing w:after="30" w:line="280" w:lineRule="auto"/>
               <w:jc w:val="center"/>
+              <w:rPr>
+                <w:rFonts w:hint="eastAsia"/>
+              </w:rPr>
             </w:pPr>
             <w:r>
               <w:rPr>
@@ -2079,6 +2466,9 @@
           <w:p>
             <w:pPr>
               <w:spacing w:after="30" w:line="280" w:lineRule="auto"/>
+              <w:rPr>
+                <w:rFonts w:hint="eastAsia"/>
+              </w:rPr>
             </w:pPr>
             <w:r>
               <w:rPr>
@@ -2097,6 +2487,9 @@
             <w:pPr>
               <w:spacing w:after="30" w:line="280" w:lineRule="auto"/>
               <w:jc w:val="center"/>
+              <w:rPr>
+                <w:rFonts w:hint="eastAsia"/>
+              </w:rPr>
             </w:pPr>
             <w:r>
               <w:rPr>
@@ -2115,6 +2508,9 @@
             <w:pPr>
               <w:spacing w:after="30" w:line="280" w:lineRule="auto"/>
               <w:jc w:val="center"/>
+              <w:rPr>
+                <w:rFonts w:hint="eastAsia"/>
+              </w:rPr>
             </w:pPr>
             <w:r>
               <w:rPr>
@@ -2133,6 +2529,9 @@
             <w:pPr>
               <w:spacing w:after="30" w:line="280" w:lineRule="auto"/>
               <w:jc w:val="center"/>
+              <w:rPr>
+                <w:rFonts w:hint="eastAsia"/>
+              </w:rPr>
             </w:pPr>
             <w:r>
               <w:rPr>
@@ -2150,6 +2549,9 @@
           <w:p>
             <w:pPr>
               <w:spacing w:after="30" w:line="280" w:lineRule="auto"/>
+              <w:rPr>
+                <w:rFonts w:hint="eastAsia"/>
+              </w:rPr>
             </w:pPr>
             <w:r>
               <w:rPr>
@@ -2170,6 +2572,9 @@
             <w:pPr>
               <w:spacing w:after="30" w:line="280" w:lineRule="auto"/>
               <w:jc w:val="center"/>
+              <w:rPr>
+                <w:rFonts w:hint="eastAsia"/>
+              </w:rPr>
             </w:pPr>
             <w:r>
               <w:rPr>
@@ -2187,6 +2592,9 @@
           <w:p>
             <w:pPr>
               <w:spacing w:after="30" w:line="280" w:lineRule="auto"/>
+              <w:rPr>
+                <w:rFonts w:hint="eastAsia"/>
+              </w:rPr>
             </w:pPr>
             <w:r>
               <w:rPr>
@@ -2205,6 +2613,9 @@
             <w:pPr>
               <w:spacing w:after="30" w:line="280" w:lineRule="auto"/>
               <w:jc w:val="center"/>
+              <w:rPr>
+                <w:rFonts w:hint="eastAsia"/>
+              </w:rPr>
             </w:pPr>
             <w:r>
               <w:rPr>
@@ -2223,6 +2634,9 @@
             <w:pPr>
               <w:spacing w:after="30" w:line="280" w:lineRule="auto"/>
               <w:jc w:val="center"/>
+              <w:rPr>
+                <w:rFonts w:hint="eastAsia"/>
+              </w:rPr>
             </w:pPr>
             <w:r>
               <w:rPr>
@@ -2241,6 +2655,9 @@
             <w:pPr>
               <w:spacing w:after="30" w:line="280" w:lineRule="auto"/>
               <w:jc w:val="center"/>
+              <w:rPr>
+                <w:rFonts w:hint="eastAsia"/>
+              </w:rPr>
             </w:pPr>
             <w:r>
               <w:rPr>
@@ -2258,6 +2675,9 @@
           <w:p>
             <w:pPr>
               <w:spacing w:after="30" w:line="280" w:lineRule="auto"/>
+              <w:rPr>
+                <w:rFonts w:hint="eastAsia"/>
+              </w:rPr>
             </w:pPr>
             <w:r>
               <w:rPr>
@@ -2278,6 +2698,9 @@
             <w:pPr>
               <w:spacing w:after="30" w:line="280" w:lineRule="auto"/>
               <w:jc w:val="center"/>
+              <w:rPr>
+                <w:rFonts w:hint="eastAsia"/>
+              </w:rPr>
             </w:pPr>
             <w:r>
               <w:rPr>
@@ -2295,6 +2718,9 @@
           <w:p>
             <w:pPr>
               <w:spacing w:after="30" w:line="280" w:lineRule="auto"/>
+              <w:rPr>
+                <w:rFonts w:hint="eastAsia"/>
+              </w:rPr>
             </w:pPr>
             <w:r>
               <w:rPr>
@@ -2313,6 +2739,9 @@
             <w:pPr>
               <w:spacing w:after="30" w:line="280" w:lineRule="auto"/>
               <w:jc w:val="center"/>
+              <w:rPr>
+                <w:rFonts w:hint="eastAsia"/>
+              </w:rPr>
             </w:pPr>
             <w:r>
               <w:rPr>
@@ -2331,6 +2760,9 @@
             <w:pPr>
               <w:spacing w:after="30" w:line="280" w:lineRule="auto"/>
               <w:jc w:val="center"/>
+              <w:rPr>
+                <w:rFonts w:hint="eastAsia"/>
+              </w:rPr>
             </w:pPr>
             <w:r>
               <w:rPr>
@@ -2349,6 +2781,9 @@
             <w:pPr>
               <w:spacing w:after="30" w:line="280" w:lineRule="auto"/>
               <w:jc w:val="center"/>
+              <w:rPr>
+                <w:rFonts w:hint="eastAsia"/>
+              </w:rPr>
             </w:pPr>
             <w:r>
               <w:rPr>
@@ -2366,6 +2801,9 @@
           <w:p>
             <w:pPr>
               <w:spacing w:after="30" w:line="280" w:lineRule="auto"/>
+              <w:rPr>
+                <w:rFonts w:hint="eastAsia"/>
+              </w:rPr>
             </w:pPr>
             <w:r>
               <w:rPr>
@@ -2386,6 +2824,9 @@
             <w:pPr>
               <w:spacing w:after="30" w:line="280" w:lineRule="auto"/>
               <w:jc w:val="center"/>
+              <w:rPr>
+                <w:rFonts w:hint="eastAsia"/>
+              </w:rPr>
             </w:pPr>
             <w:r>
               <w:rPr>
@@ -2403,6 +2844,9 @@
           <w:p>
             <w:pPr>
               <w:spacing w:after="30" w:line="280" w:lineRule="auto"/>
+              <w:rPr>
+                <w:rFonts w:hint="eastAsia"/>
+              </w:rPr>
             </w:pPr>
             <w:r>
               <w:rPr>
@@ -2421,6 +2865,9 @@
             <w:pPr>
               <w:spacing w:after="30" w:line="280" w:lineRule="auto"/>
               <w:jc w:val="center"/>
+              <w:rPr>
+                <w:rFonts w:hint="eastAsia"/>
+              </w:rPr>
             </w:pPr>
             <w:r>
               <w:rPr>
@@ -2439,6 +2886,9 @@
             <w:pPr>
               <w:spacing w:after="30" w:line="280" w:lineRule="auto"/>
               <w:jc w:val="center"/>
+              <w:rPr>
+                <w:rFonts w:hint="eastAsia"/>
+              </w:rPr>
             </w:pPr>
             <w:r>
               <w:rPr>
@@ -2457,6 +2907,9 @@
             <w:pPr>
               <w:spacing w:after="30" w:line="280" w:lineRule="auto"/>
               <w:jc w:val="center"/>
+              <w:rPr>
+                <w:rFonts w:hint="eastAsia"/>
+              </w:rPr>
             </w:pPr>
             <w:r>
               <w:rPr>
@@ -2474,6 +2927,9 @@
           <w:p>
             <w:pPr>
               <w:spacing w:after="30" w:line="280" w:lineRule="auto"/>
+              <w:rPr>
+                <w:rFonts w:hint="eastAsia"/>
+              </w:rPr>
             </w:pPr>
             <w:r>
               <w:rPr>
@@ -2494,6 +2950,9 @@
             <w:pPr>
               <w:spacing w:after="30" w:line="280" w:lineRule="auto"/>
               <w:jc w:val="center"/>
+              <w:rPr>
+                <w:rFonts w:hint="eastAsia"/>
+              </w:rPr>
             </w:pPr>
             <w:r>
               <w:rPr>
@@ -2511,6 +2970,9 @@
           <w:p>
             <w:pPr>
               <w:spacing w:after="30" w:line="280" w:lineRule="auto"/>
+              <w:rPr>
+                <w:rFonts w:hint="eastAsia"/>
+              </w:rPr>
             </w:pPr>
             <w:r>
               <w:rPr>
@@ -2529,6 +2991,9 @@
             <w:pPr>
               <w:spacing w:after="30" w:line="280" w:lineRule="auto"/>
               <w:jc w:val="center"/>
+              <w:rPr>
+                <w:rFonts w:hint="eastAsia"/>
+              </w:rPr>
             </w:pPr>
             <w:r>
               <w:rPr>
@@ -2547,6 +3012,9 @@
             <w:pPr>
               <w:spacing w:after="30" w:line="280" w:lineRule="auto"/>
               <w:jc w:val="center"/>
+              <w:rPr>
+                <w:rFonts w:hint="eastAsia"/>
+              </w:rPr>
             </w:pPr>
             <w:r>
               <w:rPr>
@@ -2565,6 +3033,9 @@
             <w:pPr>
               <w:spacing w:after="30" w:line="280" w:lineRule="auto"/>
               <w:jc w:val="center"/>
+              <w:rPr>
+                <w:rFonts w:hint="eastAsia"/>
+              </w:rPr>
             </w:pPr>
             <w:r>
               <w:rPr>
@@ -2582,6 +3053,9 @@
           <w:p>
             <w:pPr>
               <w:spacing w:after="30" w:line="280" w:lineRule="auto"/>
+              <w:rPr>
+                <w:rFonts w:hint="eastAsia"/>
+              </w:rPr>
             </w:pPr>
             <w:r>
               <w:rPr>
@@ -2602,6 +3076,9 @@
             <w:pPr>
               <w:spacing w:after="30" w:line="280" w:lineRule="auto"/>
               <w:jc w:val="center"/>
+              <w:rPr>
+                <w:rFonts w:hint="eastAsia"/>
+              </w:rPr>
             </w:pPr>
             <w:r>
               <w:rPr>
@@ -2619,6 +3096,9 @@
           <w:p>
             <w:pPr>
               <w:spacing w:after="30" w:line="280" w:lineRule="auto"/>
+              <w:rPr>
+                <w:rFonts w:hint="eastAsia"/>
+              </w:rPr>
             </w:pPr>
             <w:r>
               <w:rPr>
@@ -2637,6 +3117,9 @@
             <w:pPr>
               <w:spacing w:after="30" w:line="280" w:lineRule="auto"/>
               <w:jc w:val="center"/>
+              <w:rPr>
+                <w:rFonts w:hint="eastAsia"/>
+              </w:rPr>
             </w:pPr>
             <w:r>
               <w:rPr>
@@ -2655,6 +3138,9 @@
             <w:pPr>
               <w:spacing w:after="30" w:line="280" w:lineRule="auto"/>
               <w:jc w:val="center"/>
+              <w:rPr>
+                <w:rFonts w:hint="eastAsia"/>
+              </w:rPr>
             </w:pPr>
             <w:r>
               <w:rPr>
@@ -2673,6 +3159,9 @@
             <w:pPr>
               <w:spacing w:after="30" w:line="280" w:lineRule="auto"/>
               <w:jc w:val="center"/>
+              <w:rPr>
+                <w:rFonts w:hint="eastAsia"/>
+              </w:rPr>
             </w:pPr>
             <w:r>
               <w:rPr>
@@ -2690,6 +3179,9 @@
           <w:p>
             <w:pPr>
               <w:spacing w:after="30" w:line="280" w:lineRule="auto"/>
+              <w:rPr>
+                <w:rFonts w:hint="eastAsia"/>
+              </w:rPr>
             </w:pPr>
             <w:r>
               <w:rPr>
@@ -2710,6 +3202,9 @@
             <w:pPr>
               <w:spacing w:after="30" w:line="280" w:lineRule="auto"/>
               <w:jc w:val="center"/>
+              <w:rPr>
+                <w:rFonts w:hint="eastAsia"/>
+              </w:rPr>
             </w:pPr>
             <w:r>
               <w:rPr>
@@ -2727,6 +3222,9 @@
           <w:p>
             <w:pPr>
               <w:spacing w:after="30" w:line="280" w:lineRule="auto"/>
+              <w:rPr>
+                <w:rFonts w:hint="eastAsia"/>
+              </w:rPr>
             </w:pPr>
             <w:r>
               <w:rPr>
@@ -2745,6 +3243,9 @@
             <w:pPr>
               <w:spacing w:after="30" w:line="280" w:lineRule="auto"/>
               <w:jc w:val="center"/>
+              <w:rPr>
+                <w:rFonts w:hint="eastAsia"/>
+              </w:rPr>
             </w:pPr>
             <w:r>
               <w:rPr>
@@ -2763,6 +3264,9 @@
             <w:pPr>
               <w:spacing w:after="30" w:line="280" w:lineRule="auto"/>
               <w:jc w:val="center"/>
+              <w:rPr>
+                <w:rFonts w:hint="eastAsia"/>
+              </w:rPr>
             </w:pPr>
             <w:r>
               <w:rPr>
@@ -2781,6 +3285,9 @@
             <w:pPr>
               <w:spacing w:after="30" w:line="280" w:lineRule="auto"/>
               <w:jc w:val="center"/>
+              <w:rPr>
+                <w:rFonts w:hint="eastAsia"/>
+              </w:rPr>
             </w:pPr>
             <w:r>
               <w:rPr>
@@ -2798,6 +3305,9 @@
           <w:p>
             <w:pPr>
               <w:spacing w:after="30" w:line="280" w:lineRule="auto"/>
+              <w:rPr>
+                <w:rFonts w:hint="eastAsia"/>
+              </w:rPr>
             </w:pPr>
             <w:r>
               <w:rPr>
@@ -2818,6 +3328,9 @@
             <w:pPr>
               <w:spacing w:after="30" w:line="280" w:lineRule="auto"/>
               <w:jc w:val="center"/>
+              <w:rPr>
+                <w:rFonts w:hint="eastAsia"/>
+              </w:rPr>
             </w:pPr>
             <w:r>
               <w:rPr>
@@ -2836,6 +3349,9 @@
           <w:p>
             <w:pPr>
               <w:spacing w:after="30" w:line="280" w:lineRule="auto"/>
+              <w:rPr>
+                <w:rFonts w:hint="eastAsia"/>
+              </w:rPr>
             </w:pPr>
             <w:r>
               <w:rPr>
@@ -2854,6 +3370,9 @@
             <w:pPr>
               <w:spacing w:after="30" w:line="280" w:lineRule="auto"/>
               <w:jc w:val="center"/>
+              <w:rPr>
+                <w:rFonts w:hint="eastAsia"/>
+              </w:rPr>
             </w:pPr>
             <w:r>
               <w:rPr>
@@ -2872,6 +3391,9 @@
             <w:pPr>
               <w:spacing w:after="30" w:line="280" w:lineRule="auto"/>
               <w:jc w:val="center"/>
+              <w:rPr>
+                <w:rFonts w:hint="eastAsia"/>
+              </w:rPr>
             </w:pPr>
             <w:r>
               <w:rPr>
@@ -2890,6 +3412,9 @@
             <w:pPr>
               <w:spacing w:after="30" w:line="280" w:lineRule="auto"/>
               <w:jc w:val="center"/>
+              <w:rPr>
+                <w:rFonts w:hint="eastAsia"/>
+              </w:rPr>
             </w:pPr>
             <w:r>
               <w:rPr>
@@ -2907,6 +3432,9 @@
           <w:p>
             <w:pPr>
               <w:spacing w:after="30" w:line="280" w:lineRule="auto"/>
+              <w:rPr>
+                <w:rFonts w:hint="eastAsia"/>
+              </w:rPr>
             </w:pPr>
             <w:r>
               <w:rPr>
@@ -2919,19 +3447,37 @@
         </w:tc>
       </w:tr>
     </w:tbl>
-    <w:p/>
+    <w:p>
+      <w:pPr>
+        <w:rPr>
+          <w:rFonts w:hint="eastAsia"/>
+        </w:rPr>
+      </w:pPr>
+    </w:p>
     <w:p>
       <w:pPr>
         <w:ind w:firstLine="420"/>
+        <w:rPr>
+          <w:rFonts w:hint="eastAsia"/>
+        </w:rPr>
       </w:pPr>
       <w:r>
-        <w:t>风险管理应每周更新。一级风险需要项目负责人持续跟踪并准备替代方案；二级风险需要设置观察指标；三级风险可在日常开发中处理。对rabbit-1来说，最需要优先控制的是数据库配置泄露、接口不一致、后端环境配置、订单状态和角色权限风险。</w:t>
+        <w:t>风险管理应每周更新。一级风险需要项目负责人持续跟踪并准备替代方案；二级风险需要设置观察指标；三级风险可在日常开发中处理。对</w:t>
+      </w:r>
+      <w:r>
+        <w:t>rabbit</w:t>
+      </w:r>
+      <w:r>
+        <w:t>来说，最需要优先控制的是数据库配置泄露、接口不一致、后端环境配置、订单状态和角色权限风险。</w:t>
       </w:r>
     </w:p>
     <w:p>
       <w:pPr>
         <w:pStyle w:val="1"/>
         <w:spacing w:after="120"/>
+        <w:rPr>
+          <w:rFonts w:hint="eastAsia"/>
+        </w:rPr>
       </w:pPr>
       <w:r>
         <w:t>五、SRS软件需求规格说明（1）</w:t>
@@ -2940,15 +3486,27 @@
     <w:p>
       <w:pPr>
         <w:ind w:firstLine="420"/>
+        <w:rPr>
+          <w:rFonts w:hint="eastAsia"/>
+        </w:rPr>
       </w:pPr>
       <w:r>
-        <w:t>SRS（Software Requirements Specification）用于准确说明软件要做什么，而不是说明如何实现。它应具有正确性、无歧义性、完整性、一致性、可验证性、可修改性和可追踪性。对于rabbit-1项目，SRS应围绕买家、卖家、管理员三类用户和电商业务闭环展开。</w:t>
+        <w:t>SRS（Software Requirements Specification）用于准确说明软件要做什么，而不是说明如何实现。它应具有正确性、无歧义性、完整性、一致性、可验证性、可修改性和可追踪性。对于</w:t>
+      </w:r>
+      <w:r>
+        <w:t>rabbit</w:t>
+      </w:r>
+      <w:r>
+        <w:t>项目，SRS应围绕买家、卖家、管理员三类用户和电商业务闭环展开。</w:t>
       </w:r>
     </w:p>
     <w:p>
       <w:pPr>
         <w:pStyle w:val="2"/>
         <w:spacing w:after="120"/>
+        <w:rPr>
+          <w:rFonts w:hint="eastAsia"/>
+        </w:rPr>
       </w:pPr>
       <w:r>
         <w:t>1. SRS文档结构</w:t>
@@ -2989,6 +3547,9 @@
             <w:pPr>
               <w:spacing w:after="30" w:line="280" w:lineRule="auto"/>
               <w:jc w:val="center"/>
+              <w:rPr>
+                <w:rFonts w:hint="eastAsia"/>
+              </w:rPr>
             </w:pPr>
             <w:r>
               <w:rPr>
@@ -3010,6 +3571,9 @@
             <w:pPr>
               <w:spacing w:after="30" w:line="280" w:lineRule="auto"/>
               <w:jc w:val="center"/>
+              <w:rPr>
+                <w:rFonts w:hint="eastAsia"/>
+              </w:rPr>
             </w:pPr>
             <w:r>
               <w:rPr>
@@ -3031,6 +3595,9 @@
             <w:pPr>
               <w:spacing w:after="30" w:line="280" w:lineRule="auto"/>
               <w:jc w:val="center"/>
+              <w:rPr>
+                <w:rFonts w:hint="eastAsia"/>
+              </w:rPr>
             </w:pPr>
             <w:r>
               <w:rPr>
@@ -3039,7 +3606,16 @@
                 <w:sz w:val="19"/>
                 <w:szCs w:val="19"/>
               </w:rPr>
-              <w:t>rabbit-1项目写法</w:t>
+              <w:t>rabbit</w:t>
+            </w:r>
+            <w:r>
+              <w:rPr>
+                <w:b/>
+                <w:bCs/>
+                <w:sz w:val="19"/>
+                <w:szCs w:val="19"/>
+              </w:rPr>
+              <w:t>项目写法</w:t>
             </w:r>
           </w:p>
         </w:tc>
@@ -3053,6 +3629,9 @@
             <w:pPr>
               <w:spacing w:after="30" w:line="280" w:lineRule="auto"/>
               <w:jc w:val="center"/>
+              <w:rPr>
+                <w:rFonts w:hint="eastAsia"/>
+              </w:rPr>
             </w:pPr>
             <w:r>
               <w:rPr>
@@ -3071,6 +3650,9 @@
             <w:pPr>
               <w:spacing w:after="30" w:line="280" w:lineRule="auto"/>
               <w:jc w:val="center"/>
+              <w:rPr>
+                <w:rFonts w:hint="eastAsia"/>
+              </w:rPr>
             </w:pPr>
             <w:r>
               <w:rPr>
@@ -3088,6 +3670,9 @@
           <w:p>
             <w:pPr>
               <w:spacing w:after="30" w:line="280" w:lineRule="auto"/>
+              <w:rPr>
+                <w:rFonts w:hint="eastAsia"/>
+              </w:rPr>
             </w:pPr>
             <w:r>
               <w:rPr>
@@ -3108,6 +3693,9 @@
             <w:pPr>
               <w:spacing w:after="30" w:line="280" w:lineRule="auto"/>
               <w:jc w:val="center"/>
+              <w:rPr>
+                <w:rFonts w:hint="eastAsia"/>
+              </w:rPr>
             </w:pPr>
             <w:r>
               <w:rPr>
@@ -3125,6 +3713,9 @@
           <w:p>
             <w:pPr>
               <w:spacing w:after="30" w:line="280" w:lineRule="auto"/>
+              <w:rPr>
+                <w:rFonts w:hint="eastAsia"/>
+              </w:rPr>
             </w:pPr>
             <w:r>
               <w:rPr>
@@ -3142,6 +3733,9 @@
           <w:p>
             <w:pPr>
               <w:spacing w:after="30" w:line="280" w:lineRule="auto"/>
+              <w:rPr>
+                <w:rFonts w:hint="eastAsia"/>
+              </w:rPr>
             </w:pPr>
             <w:r>
               <w:rPr>
@@ -3162,6 +3756,9 @@
             <w:pPr>
               <w:spacing w:after="30" w:line="280" w:lineRule="auto"/>
               <w:jc w:val="center"/>
+              <w:rPr>
+                <w:rFonts w:hint="eastAsia"/>
+              </w:rPr>
             </w:pPr>
             <w:r>
               <w:rPr>
@@ -3179,6 +3776,9 @@
           <w:p>
             <w:pPr>
               <w:spacing w:after="30" w:line="280" w:lineRule="auto"/>
+              <w:rPr>
+                <w:rFonts w:hint="eastAsia"/>
+              </w:rPr>
             </w:pPr>
             <w:r>
               <w:rPr>
@@ -3196,6 +3796,9 @@
           <w:p>
             <w:pPr>
               <w:spacing w:after="30" w:line="280" w:lineRule="auto"/>
+              <w:rPr>
+                <w:rFonts w:hint="eastAsia"/>
+              </w:rPr>
             </w:pPr>
             <w:r>
               <w:rPr>
@@ -3216,6 +3819,9 @@
             <w:pPr>
               <w:spacing w:after="30" w:line="280" w:lineRule="auto"/>
               <w:jc w:val="center"/>
+              <w:rPr>
+                <w:rFonts w:hint="eastAsia"/>
+              </w:rPr>
             </w:pPr>
             <w:r>
               <w:rPr>
@@ -3234,6 +3840,9 @@
             <w:pPr>
               <w:spacing w:after="30" w:line="280" w:lineRule="auto"/>
               <w:jc w:val="center"/>
+              <w:rPr>
+                <w:rFonts w:hint="eastAsia"/>
+              </w:rPr>
             </w:pPr>
             <w:r>
               <w:rPr>
@@ -3251,6 +3860,9 @@
           <w:p>
             <w:pPr>
               <w:spacing w:after="30" w:line="280" w:lineRule="auto"/>
+              <w:rPr>
+                <w:rFonts w:hint="eastAsia"/>
+              </w:rPr>
             </w:pPr>
             <w:r>
               <w:rPr>
@@ -3271,6 +3883,9 @@
             <w:pPr>
               <w:spacing w:after="30" w:line="280" w:lineRule="auto"/>
               <w:jc w:val="center"/>
+              <w:rPr>
+                <w:rFonts w:hint="eastAsia"/>
+              </w:rPr>
             </w:pPr>
             <w:r>
               <w:rPr>
@@ -3289,6 +3904,9 @@
             <w:pPr>
               <w:spacing w:after="30" w:line="280" w:lineRule="auto"/>
               <w:jc w:val="center"/>
+              <w:rPr>
+                <w:rFonts w:hint="eastAsia"/>
+              </w:rPr>
             </w:pPr>
             <w:r>
               <w:rPr>
@@ -3306,6 +3924,9 @@
           <w:p>
             <w:pPr>
               <w:spacing w:after="30" w:line="280" w:lineRule="auto"/>
+              <w:rPr>
+                <w:rFonts w:hint="eastAsia"/>
+              </w:rPr>
             </w:pPr>
             <w:r>
               <w:rPr>
@@ -3326,6 +3947,9 @@
             <w:pPr>
               <w:spacing w:after="30" w:line="280" w:lineRule="auto"/>
               <w:jc w:val="center"/>
+              <w:rPr>
+                <w:rFonts w:hint="eastAsia"/>
+              </w:rPr>
             </w:pPr>
             <w:r>
               <w:rPr>
@@ -3344,6 +3968,9 @@
             <w:pPr>
               <w:spacing w:after="30" w:line="280" w:lineRule="auto"/>
               <w:jc w:val="center"/>
+              <w:rPr>
+                <w:rFonts w:hint="eastAsia"/>
+              </w:rPr>
             </w:pPr>
             <w:r>
               <w:rPr>
@@ -3361,6 +3988,9 @@
           <w:p>
             <w:pPr>
               <w:spacing w:after="30" w:line="280" w:lineRule="auto"/>
+              <w:rPr>
+                <w:rFonts w:hint="eastAsia"/>
+              </w:rPr>
             </w:pPr>
             <w:r>
               <w:rPr>
@@ -3381,6 +4011,9 @@
             <w:pPr>
               <w:spacing w:after="30" w:line="280" w:lineRule="auto"/>
               <w:jc w:val="center"/>
+              <w:rPr>
+                <w:rFonts w:hint="eastAsia"/>
+              </w:rPr>
             </w:pPr>
             <w:r>
               <w:rPr>
@@ -3399,6 +4032,9 @@
             <w:pPr>
               <w:spacing w:after="30" w:line="280" w:lineRule="auto"/>
               <w:jc w:val="center"/>
+              <w:rPr>
+                <w:rFonts w:hint="eastAsia"/>
+              </w:rPr>
             </w:pPr>
             <w:r>
               <w:rPr>
@@ -3416,6 +4052,9 @@
           <w:p>
             <w:pPr>
               <w:spacing w:after="30" w:line="280" w:lineRule="auto"/>
+              <w:rPr>
+                <w:rFonts w:hint="eastAsia"/>
+              </w:rPr>
             </w:pPr>
             <w:r>
               <w:rPr>
@@ -3428,15 +4067,30 @@
         </w:tc>
       </w:tr>
     </w:tbl>
-    <w:p/>
+    <w:p>
+      <w:pPr>
+        <w:rPr>
+          <w:rFonts w:hint="eastAsia"/>
+        </w:rPr>
+      </w:pPr>
+    </w:p>
     <w:p>
       <w:pPr>
         <w:pStyle w:val="2"/>
         <w:spacing w:after="120"/>
+        <w:rPr>
+          <w:rFonts w:hint="eastAsia"/>
+        </w:rPr>
       </w:pPr>
       <w:r>
         <w:lastRenderedPageBreak/>
-        <w:t>2. rabbit-1核心功能需求</w:t>
+        <w:t xml:space="preserve">2. </w:t>
+      </w:r>
+      <w:r>
+        <w:t>rabbit</w:t>
+      </w:r>
+      <w:r>
+        <w:t>核心功能需求</w:t>
       </w:r>
     </w:p>
     <w:tbl>
@@ -3475,6 +4129,9 @@
             <w:pPr>
               <w:spacing w:after="30" w:line="280" w:lineRule="auto"/>
               <w:jc w:val="center"/>
+              <w:rPr>
+                <w:rFonts w:hint="eastAsia"/>
+              </w:rPr>
             </w:pPr>
             <w:r>
               <w:rPr>
@@ -3496,6 +4153,9 @@
             <w:pPr>
               <w:spacing w:after="30" w:line="280" w:lineRule="auto"/>
               <w:jc w:val="center"/>
+              <w:rPr>
+                <w:rFonts w:hint="eastAsia"/>
+              </w:rPr>
             </w:pPr>
             <w:r>
               <w:rPr>
@@ -3517,6 +4177,9 @@
             <w:pPr>
               <w:spacing w:after="30" w:line="280" w:lineRule="auto"/>
               <w:jc w:val="center"/>
+              <w:rPr>
+                <w:rFonts w:hint="eastAsia"/>
+              </w:rPr>
             </w:pPr>
             <w:r>
               <w:rPr>
@@ -3538,6 +4201,9 @@
             <w:pPr>
               <w:spacing w:after="30" w:line="280" w:lineRule="auto"/>
               <w:jc w:val="center"/>
+              <w:rPr>
+                <w:rFonts w:hint="eastAsia"/>
+              </w:rPr>
             </w:pPr>
             <w:r>
               <w:rPr>
@@ -3560,6 +4226,9 @@
             <w:pPr>
               <w:spacing w:after="30" w:line="280" w:lineRule="auto"/>
               <w:jc w:val="center"/>
+              <w:rPr>
+                <w:rFonts w:hint="eastAsia"/>
+              </w:rPr>
             </w:pPr>
             <w:r>
               <w:rPr>
@@ -3577,6 +4246,9 @@
           <w:p>
             <w:pPr>
               <w:spacing w:after="30" w:line="280" w:lineRule="auto"/>
+              <w:rPr>
+                <w:rFonts w:hint="eastAsia"/>
+              </w:rPr>
             </w:pPr>
             <w:r>
               <w:rPr>
@@ -3595,6 +4267,9 @@
             <w:pPr>
               <w:spacing w:after="30" w:line="280" w:lineRule="auto"/>
               <w:jc w:val="center"/>
+              <w:rPr>
+                <w:rFonts w:hint="eastAsia"/>
+              </w:rPr>
             </w:pPr>
             <w:r>
               <w:rPr>
@@ -3612,6 +4287,9 @@
           <w:p>
             <w:pPr>
               <w:spacing w:after="30" w:line="280" w:lineRule="auto"/>
+              <w:rPr>
+                <w:rFonts w:hint="eastAsia"/>
+              </w:rPr>
             </w:pPr>
             <w:r>
               <w:rPr>
@@ -3632,6 +4310,9 @@
             <w:pPr>
               <w:spacing w:after="30" w:line="280" w:lineRule="auto"/>
               <w:jc w:val="center"/>
+              <w:rPr>
+                <w:rFonts w:hint="eastAsia"/>
+              </w:rPr>
             </w:pPr>
             <w:r>
               <w:rPr>
@@ -3649,6 +4330,9 @@
           <w:p>
             <w:pPr>
               <w:spacing w:after="30" w:line="280" w:lineRule="auto"/>
+              <w:rPr>
+                <w:rFonts w:hint="eastAsia"/>
+              </w:rPr>
             </w:pPr>
             <w:r>
               <w:rPr>
@@ -3667,6 +4351,9 @@
             <w:pPr>
               <w:spacing w:after="30" w:line="280" w:lineRule="auto"/>
               <w:jc w:val="center"/>
+              <w:rPr>
+                <w:rFonts w:hint="eastAsia"/>
+              </w:rPr>
             </w:pPr>
             <w:r>
               <w:rPr>
@@ -3684,6 +4371,9 @@
           <w:p>
             <w:pPr>
               <w:spacing w:after="30" w:line="280" w:lineRule="auto"/>
+              <w:rPr>
+                <w:rFonts w:hint="eastAsia"/>
+              </w:rPr>
             </w:pPr>
             <w:r>
               <w:rPr>
@@ -3704,6 +4394,9 @@
             <w:pPr>
               <w:spacing w:after="30" w:line="280" w:lineRule="auto"/>
               <w:jc w:val="center"/>
+              <w:rPr>
+                <w:rFonts w:hint="eastAsia"/>
+              </w:rPr>
             </w:pPr>
             <w:r>
               <w:rPr>
@@ -3721,6 +4414,9 @@
           <w:p>
             <w:pPr>
               <w:spacing w:after="30" w:line="280" w:lineRule="auto"/>
+              <w:rPr>
+                <w:rFonts w:hint="eastAsia"/>
+              </w:rPr>
             </w:pPr>
             <w:r>
               <w:rPr>
@@ -3739,6 +4435,9 @@
             <w:pPr>
               <w:spacing w:after="30" w:line="280" w:lineRule="auto"/>
               <w:jc w:val="center"/>
+              <w:rPr>
+                <w:rFonts w:hint="eastAsia"/>
+              </w:rPr>
             </w:pPr>
             <w:r>
               <w:rPr>
@@ -3756,6 +4455,9 @@
           <w:p>
             <w:pPr>
               <w:spacing w:after="30" w:line="280" w:lineRule="auto"/>
+              <w:rPr>
+                <w:rFonts w:hint="eastAsia"/>
+              </w:rPr>
             </w:pPr>
             <w:r>
               <w:rPr>
@@ -3776,6 +4478,9 @@
             <w:pPr>
               <w:spacing w:after="30" w:line="280" w:lineRule="auto"/>
               <w:jc w:val="center"/>
+              <w:rPr>
+                <w:rFonts w:hint="eastAsia"/>
+              </w:rPr>
             </w:pPr>
             <w:r>
               <w:rPr>
@@ -3793,6 +4498,9 @@
           <w:p>
             <w:pPr>
               <w:spacing w:after="30" w:line="280" w:lineRule="auto"/>
+              <w:rPr>
+                <w:rFonts w:hint="eastAsia"/>
+              </w:rPr>
             </w:pPr>
             <w:r>
               <w:rPr>
@@ -3811,6 +4519,9 @@
             <w:pPr>
               <w:spacing w:after="30" w:line="280" w:lineRule="auto"/>
               <w:jc w:val="center"/>
+              <w:rPr>
+                <w:rFonts w:hint="eastAsia"/>
+              </w:rPr>
             </w:pPr>
             <w:r>
               <w:rPr>
@@ -3828,6 +4539,9 @@
           <w:p>
             <w:pPr>
               <w:spacing w:after="30" w:line="280" w:lineRule="auto"/>
+              <w:rPr>
+                <w:rFonts w:hint="eastAsia"/>
+              </w:rPr>
             </w:pPr>
             <w:r>
               <w:rPr>
@@ -3848,6 +4562,9 @@
             <w:pPr>
               <w:spacing w:after="30" w:line="280" w:lineRule="auto"/>
               <w:jc w:val="center"/>
+              <w:rPr>
+                <w:rFonts w:hint="eastAsia"/>
+              </w:rPr>
             </w:pPr>
             <w:r>
               <w:rPr>
@@ -3866,6 +4583,9 @@
             <w:pPr>
               <w:spacing w:after="30" w:line="280" w:lineRule="auto"/>
               <w:jc w:val="center"/>
+              <w:rPr>
+                <w:rFonts w:hint="eastAsia"/>
+              </w:rPr>
             </w:pPr>
             <w:r>
               <w:rPr>
@@ -3884,6 +4604,9 @@
             <w:pPr>
               <w:spacing w:after="30" w:line="280" w:lineRule="auto"/>
               <w:jc w:val="center"/>
+              <w:rPr>
+                <w:rFonts w:hint="eastAsia"/>
+              </w:rPr>
             </w:pPr>
             <w:r>
               <w:rPr>
@@ -3901,6 +4624,9 @@
           <w:p>
             <w:pPr>
               <w:spacing w:after="30" w:line="280" w:lineRule="auto"/>
+              <w:rPr>
+                <w:rFonts w:hint="eastAsia"/>
+              </w:rPr>
             </w:pPr>
             <w:r>
               <w:rPr>
@@ -3921,6 +4647,9 @@
             <w:pPr>
               <w:spacing w:after="30" w:line="280" w:lineRule="auto"/>
               <w:jc w:val="center"/>
+              <w:rPr>
+                <w:rFonts w:hint="eastAsia"/>
+              </w:rPr>
             </w:pPr>
             <w:r>
               <w:rPr>
@@ -3939,6 +4668,9 @@
             <w:pPr>
               <w:spacing w:after="30" w:line="280" w:lineRule="auto"/>
               <w:jc w:val="center"/>
+              <w:rPr>
+                <w:rFonts w:hint="eastAsia"/>
+              </w:rPr>
             </w:pPr>
             <w:r>
               <w:rPr>
@@ -3957,6 +4689,9 @@
             <w:pPr>
               <w:spacing w:after="30" w:line="280" w:lineRule="auto"/>
               <w:jc w:val="center"/>
+              <w:rPr>
+                <w:rFonts w:hint="eastAsia"/>
+              </w:rPr>
             </w:pPr>
             <w:r>
               <w:rPr>
@@ -3974,6 +4709,9 @@
           <w:p>
             <w:pPr>
               <w:spacing w:after="30" w:line="280" w:lineRule="auto"/>
+              <w:rPr>
+                <w:rFonts w:hint="eastAsia"/>
+              </w:rPr>
             </w:pPr>
             <w:r>
               <w:rPr>
@@ -3986,11 +4724,20 @@
         </w:tc>
       </w:tr>
     </w:tbl>
-    <w:p/>
+    <w:p>
+      <w:pPr>
+        <w:rPr>
+          <w:rFonts w:hint="eastAsia"/>
+        </w:rPr>
+      </w:pPr>
+    </w:p>
     <w:p>
       <w:pPr>
         <w:pStyle w:val="2"/>
         <w:spacing w:after="120"/>
+        <w:rPr>
+          <w:rFonts w:hint="eastAsia"/>
+        </w:rPr>
       </w:pPr>
       <w:r>
         <w:t>3. 非功能需求与约束</w:t>
@@ -4003,6 +4750,9 @@
           <w:numId w:val="1"/>
         </w:numPr>
         <w:spacing w:after="80"/>
+        <w:rPr>
+          <w:rFonts w:hint="eastAsia"/>
+        </w:rPr>
       </w:pPr>
       <w:r>
         <w:t>安全性：用户密码和数据库配置不应硬编码在源码中，管理员接口必须校验管理员身份，卖家只能维护自己的商品。</w:t>
@@ -4015,6 +4765,9 @@
           <w:numId w:val="1"/>
         </w:numPr>
         <w:spacing w:after="80"/>
+        <w:rPr>
+          <w:rFonts w:hint="eastAsia"/>
+        </w:rPr>
       </w:pPr>
       <w:r>
         <w:t>可靠性：下单和库存扣减应保持一致，订单状态只能按合法流程变化，数据库连接失败时要返回明确错误。</w:t>
@@ -4027,6 +4780,9 @@
           <w:numId w:val="1"/>
         </w:numPr>
         <w:spacing w:after="80"/>
+        <w:rPr>
+          <w:rFonts w:hint="eastAsia"/>
+        </w:rPr>
       </w:pPr>
       <w:r>
         <w:t>可维护性：前端API统一放在src/apis，状态管理放在Pinia Store，后端接口按用户、商品、订单、审核等职责分组。</w:t>
@@ -4039,6 +4795,9 @@
           <w:numId w:val="1"/>
         </w:numPr>
         <w:spacing w:after="80"/>
+        <w:rPr>
+          <w:rFonts w:hint="eastAsia"/>
+        </w:rPr>
       </w:pPr>
       <w:r>
         <w:t>易用性：登录、注册、商品发布、下单和审核失败时应有清晰提示；用户进入页面后能理解当前角色可执行的操作。</w:t>
@@ -4051,6 +4810,9 @@
           <w:numId w:val="1"/>
         </w:numPr>
         <w:spacing w:after="80"/>
+        <w:rPr>
+          <w:rFonts w:hint="eastAsia"/>
+        </w:rPr>
       </w:pPr>
       <w:r>
         <w:t>可移植性：应提供数据库初始化脚本、后端编译说明、前端npm脚本和运行端口说明，降低换机器部署风险。</w:t>
@@ -4060,6 +4822,9 @@
       <w:pPr>
         <w:pStyle w:val="2"/>
         <w:spacing w:after="120"/>
+        <w:rPr>
+          <w:rFonts w:hint="eastAsia"/>
+        </w:rPr>
       </w:pPr>
       <w:r>
         <w:lastRenderedPageBreak/>
@@ -4069,6 +4834,9 @@
     <w:p>
       <w:pPr>
         <w:ind w:firstLine="420"/>
+        <w:rPr>
+          <w:rFonts w:hint="eastAsia"/>
+        </w:rPr>
       </w:pPr>
       <w:r>
         <w:t>数据库至少包括 users、products、orders、messages 四类核心表。users保存用户名、密码、角色、审核状态；products保存卖家、商品名称、描述、分类、图片、价格、库存和审核状态；orders保存买家、卖家、商品、数量、总价、地址和订单状态；messages保存留言用户、内容和创建时间。</w:t>
@@ -4078,6 +4846,9 @@
       <w:pPr>
         <w:pStyle w:val="1"/>
         <w:spacing w:after="120"/>
+        <w:rPr>
+          <w:rFonts w:hint="eastAsia"/>
+        </w:rPr>
       </w:pPr>
       <w:r>
         <w:t>六、实验总结</w:t>
@@ -4086,14 +4857,26 @@
     <w:p>
       <w:pPr>
         <w:ind w:firstLine="420"/>
+        <w:rPr>
+          <w:rFonts w:hint="eastAsia"/>
+        </w:rPr>
       </w:pPr>
       <w:r>
-        <w:t>通过本次实验，我理解了工作量估算不能只依赖代码行。代码行可以用于事后校准，但早期估算更应结合功能范围、用户故事、团队经验和风险因素。对rabbit-1项目而言，约6.2 KLOC的源码规模说明项目已超过简单页面演示，需要按模块进行计划和跟踪。</w:t>
+        <w:t>通过本次实验，我理解了工作量估算不能只依赖代码行。代码行可以用于事后校准，但早期估算更应结合功能范围、用户故事、团队经验和风险因素。对</w:t>
+      </w:r>
+      <w:r>
+        <w:t>rabbit</w:t>
+      </w:r>
+      <w:r>
+        <w:t>项目而言，约6.2 KLOC的源码规模说明项目已超过简单页面演示，需要按模块进行计划和跟踪。</w:t>
       </w:r>
     </w:p>
     <w:p>
       <w:pPr>
         <w:ind w:firstLine="420"/>
+        <w:rPr>
+          <w:rFonts w:hint="eastAsia"/>
+        </w:rPr>
       </w:pPr>
       <w:r>
         <w:t>在风险管理方面，我认识到学生项目的主要风险并不只来自编码难度，还来自环境配置、接口协作、权限逻辑、时间安排和文档缺失。通过风险分级和应对预案，可以把不确定性提前暴露出来。SRS部分则使项目需求更明确，为后续设计、编码、测试和验收提供依据。</w:t>
@@ -4107,6 +4890,68 @@
     </w:sectPr>
   </w:body>
 </w:document>
+</file>
+
+<file path=word/endnotes.xml><?xml version="1.0" encoding="utf-8"?>
+<w:endnotes xmlns:wpc="http://schemas.microsoft.com/office/word/2010/wordprocessingCanvas" xmlns:cx="http://schemas.microsoft.com/office/drawing/2014/chartex" xmlns:cx1="http://schemas.microsoft.com/office/drawing/2015/9/8/chartex" xmlns:cx2="http://schemas.microsoft.com/office/drawing/2015/10/21/chartex" xmlns:cx3="http://schemas.microsoft.com/office/drawing/2016/5/9/chartex" xmlns:cx4="http://schemas.microsoft.com/office/drawing/2016/5/10/chartex" xmlns:cx5="http://schemas.microsoft.com/office/drawing/2016/5/11/chartex" xmlns:cx6="http://schemas.microsoft.com/office/drawing/2016/5/12/chartex" xmlns:cx7="http://schemas.microsoft.com/office/drawing/2016/5/13/chartex" xmlns:cx8="http://schemas.microsoft.com/office/drawing/2016/5/14/chartex" xmlns:mc="http://schemas.openxmlformats.org/markup-compatibility/2006" xmlns:aink="http://schemas.microsoft.com/office/drawing/2016/ink" xmlns:am3d="http://schemas.microsoft.com/office/drawing/2017/model3d" xmlns:o="urn:schemas-microsoft-com:office:office" xmlns:oel="http://schemas.microsoft.com/office/2019/extlst" xmlns:r="http://schemas.openxmlformats.org/officeDocument/2006/relationships" xmlns:m="http://schemas.openxmlformats.org/officeDocument/2006/math" xmlns:v="urn:schemas-microsoft-com:vml" xmlns:wp14="http://schemas.microsoft.com/office/word/2010/wordprocessingDrawing" xmlns:wp="http://schemas.openxmlformats.org/drawingml/2006/wordprocessingDrawing" xmlns:w10="urn:schemas-microsoft-com:office:word" xmlns:w="http://schemas.openxmlformats.org/wordprocessingml/2006/main" xmlns:w14="http://schemas.microsoft.com/office/word/2010/wordml" xmlns:w15="http://schemas.microsoft.com/office/word/2012/wordml" xmlns:w16cex="http://schemas.microsoft.com/office/word/2018/wordml/cex" xmlns:w16cid="http://schemas.microsoft.com/office/word/2016/wordml/cid" xmlns:w16="http://schemas.microsoft.com/office/word/2018/wordml" xmlns:w16du="http://schemas.microsoft.com/office/word/2023/wordml/word16du" xmlns:w16sdtdh="http://schemas.microsoft.com/office/word/2020/wordml/sdtdatahash" xmlns:w16sdtfl="http://schemas.microsoft.com/office/word/2024/wordml/sdtformatlock" xmlns:w16se="http://schemas.microsoft.com/office/word/2015/wordml/symex" xmlns:wpg="http://schemas.microsoft.com/office/word/2010/wordprocessingGroup" xmlns:wpi="http://schemas.microsoft.com/office/word/2010/wordprocessingInk" xmlns:wne="http://schemas.microsoft.com/office/word/2006/wordml" xmlns:wps="http://schemas.microsoft.com/office/word/2010/wordprocessingShape" mc:Ignorable="w14 w15 w16se w16cid w16 w16cex w16sdtdh w16sdtfl w16du wp14">
+  <w:endnote w:type="separator" w:id="-1">
+    <w:p>
+      <w:pPr>
+        <w:spacing w:after="0" w:line="240" w:lineRule="auto"/>
+        <w:rPr>
+          <w:rFonts w:hint="eastAsia"/>
+        </w:rPr>
+      </w:pPr>
+      <w:r>
+        <w:separator/>
+      </w:r>
+    </w:p>
+  </w:endnote>
+  <w:endnote w:type="continuationSeparator" w:id="0">
+    <w:p>
+      <w:pPr>
+        <w:spacing w:after="0" w:line="240" w:lineRule="auto"/>
+        <w:rPr>
+          <w:rFonts w:hint="eastAsia"/>
+        </w:rPr>
+      </w:pPr>
+      <w:r>
+        <w:continuationSeparator/>
+      </w:r>
+    </w:p>
+  </w:endnote>
+</w:endnotes>
+</file>
+
+<file path=word/footnotes.xml><?xml version="1.0" encoding="utf-8"?>
+<w:footnotes xmlns:wpc="http://schemas.microsoft.com/office/word/2010/wordprocessingCanvas" xmlns:cx="http://schemas.microsoft.com/office/drawing/2014/chartex" xmlns:cx1="http://schemas.microsoft.com/office/drawing/2015/9/8/chartex" xmlns:cx2="http://schemas.microsoft.com/office/drawing/2015/10/21/chartex" xmlns:cx3="http://schemas.microsoft.com/office/drawing/2016/5/9/chartex" xmlns:cx4="http://schemas.microsoft.com/office/drawing/2016/5/10/chartex" xmlns:cx5="http://schemas.microsoft.com/office/drawing/2016/5/11/chartex" xmlns:cx6="http://schemas.microsoft.com/office/drawing/2016/5/12/chartex" xmlns:cx7="http://schemas.microsoft.com/office/drawing/2016/5/13/chartex" xmlns:cx8="http://schemas.microsoft.com/office/drawing/2016/5/14/chartex" xmlns:mc="http://schemas.openxmlformats.org/markup-compatibility/2006" xmlns:aink="http://schemas.microsoft.com/office/drawing/2016/ink" xmlns:am3d="http://schemas.microsoft.com/office/drawing/2017/model3d" xmlns:o="urn:schemas-microsoft-com:office:office" xmlns:oel="http://schemas.microsoft.com/office/2019/extlst" xmlns:r="http://schemas.openxmlformats.org/officeDocument/2006/relationships" xmlns:m="http://schemas.openxmlformats.org/officeDocument/2006/math" xmlns:v="urn:schemas-microsoft-com:vml" xmlns:wp14="http://schemas.microsoft.com/office/word/2010/wordprocessingDrawing" xmlns:wp="http://schemas.openxmlformats.org/drawingml/2006/wordprocessingDrawing" xmlns:w10="urn:schemas-microsoft-com:office:word" xmlns:w="http://schemas.openxmlformats.org/wordprocessingml/2006/main" xmlns:w14="http://schemas.microsoft.com/office/word/2010/wordml" xmlns:w15="http://schemas.microsoft.com/office/word/2012/wordml" xmlns:w16cex="http://schemas.microsoft.com/office/word/2018/wordml/cex" xmlns:w16cid="http://schemas.microsoft.com/office/word/2016/wordml/cid" xmlns:w16="http://schemas.microsoft.com/office/word/2018/wordml" xmlns:w16du="http://schemas.microsoft.com/office/word/2023/wordml/word16du" xmlns:w16sdtdh="http://schemas.microsoft.com/office/word/2020/wordml/sdtdatahash" xmlns:w16sdtfl="http://schemas.microsoft.com/office/word/2024/wordml/sdtformatlock" xmlns:w16se="http://schemas.microsoft.com/office/word/2015/wordml/symex" xmlns:wpg="http://schemas.microsoft.com/office/word/2010/wordprocessingGroup" xmlns:wpi="http://schemas.microsoft.com/office/word/2010/wordprocessingInk" xmlns:wne="http://schemas.microsoft.com/office/word/2006/wordml" xmlns:wps="http://schemas.microsoft.com/office/word/2010/wordprocessingShape" mc:Ignorable="w14 w15 w16se w16cid w16 w16cex w16sdtdh w16sdtfl w16du wp14">
+  <w:footnote w:type="separator" w:id="-1">
+    <w:p>
+      <w:pPr>
+        <w:spacing w:after="0" w:line="240" w:lineRule="auto"/>
+        <w:rPr>
+          <w:rFonts w:hint="eastAsia"/>
+        </w:rPr>
+      </w:pPr>
+      <w:r>
+        <w:separator/>
+      </w:r>
+    </w:p>
+  </w:footnote>
+  <w:footnote w:type="continuationSeparator" w:id="0">
+    <w:p>
+      <w:pPr>
+        <w:spacing w:after="0" w:line="240" w:lineRule="auto"/>
+        <w:rPr>
+          <w:rFonts w:hint="eastAsia"/>
+        </w:rPr>
+      </w:pPr>
+      <w:r>
+        <w:continuationSeparator/>
+      </w:r>
+    </w:p>
+  </w:footnote>
+</w:footnotes>
 </file>
 
 <file path=word/numbering.xml><?xml version="1.0" encoding="utf-8"?>
@@ -4706,6 +5551,71 @@
       <w:sz w:val="38"/>
     </w:rPr>
   </w:style>
+  <w:style w:type="paragraph" w:styleId="a4">
+    <w:name w:val="header"/>
+    <w:basedOn w:val="a"/>
+    <w:link w:val="a5"/>
+    <w:uiPriority w:val="99"/>
+    <w:unhideWhenUsed/>
+    <w:rsid w:val="00515A4A"/>
+    <w:pPr>
+      <w:tabs>
+        <w:tab w:val="center" w:pos="4153"/>
+        <w:tab w:val="right" w:pos="8306"/>
+      </w:tabs>
+      <w:snapToGrid w:val="0"/>
+      <w:spacing w:line="240" w:lineRule="auto"/>
+      <w:jc w:val="center"/>
+    </w:pPr>
+    <w:rPr>
+      <w:sz w:val="18"/>
+      <w:szCs w:val="18"/>
+    </w:rPr>
+  </w:style>
+  <w:style w:type="character" w:customStyle="1" w:styleId="a5">
+    <w:name w:val="页眉 字符"/>
+    <w:basedOn w:val="a0"/>
+    <w:link w:val="a4"/>
+    <w:uiPriority w:val="99"/>
+    <w:rsid w:val="00515A4A"/>
+    <w:rPr>
+      <w:rFonts w:eastAsia="微软雅黑"/>
+      <w:sz w:val="18"/>
+      <w:szCs w:val="18"/>
+    </w:rPr>
+  </w:style>
+  <w:style w:type="paragraph" w:styleId="a6">
+    <w:name w:val="footer"/>
+    <w:basedOn w:val="a"/>
+    <w:link w:val="a7"/>
+    <w:uiPriority w:val="99"/>
+    <w:unhideWhenUsed/>
+    <w:rsid w:val="00515A4A"/>
+    <w:pPr>
+      <w:tabs>
+        <w:tab w:val="center" w:pos="4153"/>
+        <w:tab w:val="right" w:pos="8306"/>
+      </w:tabs>
+      <w:snapToGrid w:val="0"/>
+      <w:spacing w:line="240" w:lineRule="auto"/>
+    </w:pPr>
+    <w:rPr>
+      <w:sz w:val="18"/>
+      <w:szCs w:val="18"/>
+    </w:rPr>
+  </w:style>
+  <w:style w:type="character" w:customStyle="1" w:styleId="a7">
+    <w:name w:val="页脚 字符"/>
+    <w:basedOn w:val="a0"/>
+    <w:link w:val="a6"/>
+    <w:uiPriority w:val="99"/>
+    <w:rsid w:val="00515A4A"/>
+    <w:rPr>
+      <w:rFonts w:eastAsia="微软雅黑"/>
+      <w:sz w:val="18"/>
+      <w:szCs w:val="18"/>
+    </w:rPr>
+  </w:style>
 </w:styles>
 </file>
 
